--- a/i_test/test_D6_Table_S1/g_output/D6_Table_S1_attrition_apalu.docx
+++ b/i_test/test_D6_Table_S1/g_output/D6_Table_S1_attrition_apalu.docx
@@ -270,7 +270,7 @@
               <w:pStyle w:val="Normal"/>
             </w:pPr>
             <w:r>
-              <w:t>263 (5,3%)</w:t>
+              <w:t>263 (35,1%)</w:t>
             </w:r>
           </w:p>
         </w:tc>
@@ -292,7 +292,7 @@
               <w:pStyle w:val="Normal"/>
             </w:pPr>
             <w:r>
-              <w:t>245 (4,9%)</w:t>
+              <w:t>245 (32,7%)</w:t>
             </w:r>
           </w:p>
         </w:tc>
@@ -314,7 +314,7 @@
               <w:pStyle w:val="Normal"/>
             </w:pPr>
             <w:r>
-              <w:t>242 (4,8%)</w:t>
+              <w:t>242 (32,3%)</w:t>
             </w:r>
           </w:p>
         </w:tc>
